--- a/deliverables/inland_transport_2026-10/example_T1_T2/docx/T2_WHSOP_003_A05.docx
+++ b/deliverables/inland_transport_2026-10/example_T1_T2/docx/T2_WHSOP_003_A05.docx
@@ -109,7 +109,7 @@
           <w:color w:val="000000"/>
           <w:sz w:val="22"/>
         </w:rPr>
-        <w:t>ПРИМЕР / СИМУЛАЦИЈА — пополнето со податоците што ги имаме и со пресметките од листот за калкулација; не е запис. Мерењата, потписите, броевите на пломби и логери и податоците што се дознаваат на денот се оставени празни.</w:t>
+        <w:t>ПРИМЕР / СИМУЛАЦИЈА — не е запис. Сите внесени податоци се во загради: сино — од нашите записи или пресметани; виолетово — пример, да се потврди; портокалово — се внесува на денот.</w:t>
       </w:r>
       <w:r>
         <w:rPr>
@@ -129,7 +129,7 @@
           <w:color w:val="595959"/>
           <w:sz w:val="16"/>
         </w:rPr>
-        <w:t>EXAMPLE / SIMULATION — filled with the data we hold and the calculations on the calculation sheet; not a record. Measurements, signatures, seal and logger numbers and data known only on the day are left blank.</w:t>
+        <w:t>EXAMPLE / SIMULATION — not a record. Every entry is in brackets: blue — from our records or calculated; purple — example, to be confirmed; orange — entered on the day.</w:t>
       </w:r>
     </w:p>
     <w:p>
@@ -258,10 +258,10 @@
                 <w:rFonts w:ascii="Calibri" w:hAnsi="Calibri"/>
                 <w:b w:val="0"/>
                 <w:i w:val="0"/>
-                <w:color w:val="000000"/>
+                <w:color w:val="0B5CAD"/>
                 <w:sz w:val="20"/>
               </w:rPr>
-              <w:t>TR-20261027-001</w:t>
+              <w:t xml:space="preserve">[TR-20261027-001]</w:t>
             </w:r>
           </w:p>
         </w:tc>
@@ -327,10 +327,10 @@
                 <w:rFonts w:ascii="Calibri" w:hAnsi="Calibri"/>
                 <w:b w:val="0"/>
                 <w:i w:val="0"/>
-                <w:color w:val="000000"/>
+                <w:color w:val="7030A0"/>
                 <w:sz w:val="20"/>
               </w:rPr>
-              <w:t>27.10.2026</w:t>
+              <w:t xml:space="preserve">[27.10.2026]</w:t>
             </w:r>
           </w:p>
         </w:tc>
@@ -396,10 +396,10 @@
                 <w:rFonts w:ascii="Calibri" w:hAnsi="Calibri"/>
                 <w:b w:val="0"/>
                 <w:i w:val="0"/>
-                <w:color w:val="000000"/>
+                <w:color w:val="0B5CAD"/>
                 <w:sz w:val="20"/>
               </w:rPr>
-              <w:t>L01</w:t>
+              <w:t xml:space="preserve">[L01]</w:t>
             </w:r>
           </w:p>
         </w:tc>
@@ -489,17 +489,17 @@
                 <w:rFonts w:ascii="Calibri" w:hAnsi="Calibri"/>
                 <w:b w:val="0"/>
                 <w:i w:val="0"/>
-                <w:color w:val="000000"/>
+                <w:color w:val="7030A0"/>
                 <w:sz w:val="20"/>
               </w:rPr>
-              <w:t>Versa (купувач според листата за продажба)</w:t>
-            </w:r>
-            <w:r>
-              <w:rPr>
-                <w:rFonts w:ascii="Calibri" w:hAnsi="Calibri"/>
-                <w:b w:val="0"/>
-                <w:i w:val="0"/>
-                <w:color w:val="000000"/>
+              <w:t xml:space="preserve">[Versa (купувач според листата за продажба)</w:t>
+            </w:r>
+            <w:r>
+              <w:rPr>
+                <w:rFonts w:ascii="Calibri" w:hAnsi="Calibri"/>
+                <w:b w:val="0"/>
+                <w:i w:val="0"/>
+                <w:color w:val="7030A0"/>
                 <w:sz w:val="16"/>
               </w:rPr>
               <w:t xml:space="preserve"> | </w:t>
@@ -509,10 +509,10 @@
                 <w:rFonts w:ascii="Calibri" w:hAnsi="Calibri"/>
                 <w:b w:val="0"/>
                 <w:i/>
-                <w:color w:val="000000"/>
+                <w:color w:val="7030A0"/>
                 <w:sz w:val="16"/>
               </w:rPr>
-              <w:t>Versa (buyer per the sale list)</w:t>
+              <w:t xml:space="preserve">Versa (buyer per the sale list)]</w:t>
             </w:r>
           </w:p>
         </w:tc>
@@ -956,6 +956,16 @@
               <w:jc w:val="center"/>
             </w:pPr>
             <w:r/>
+            <w:r>
+              <w:rPr>
+                <w:rFonts w:ascii="Calibri" w:hAnsi="Calibri"/>
+                <w:b w:val="0"/>
+                <w:i w:val="0"/>
+                <w:color w:val="C55A11"/>
+                <w:sz w:val="18"/>
+              </w:rPr>
+              <w:t xml:space="preserve">[ ]</w:t>
+            </w:r>
           </w:p>
         </w:tc>
         <w:tc>
@@ -970,6 +980,16 @@
               <w:jc w:val="center"/>
             </w:pPr>
             <w:r/>
+            <w:r>
+              <w:rPr>
+                <w:rFonts w:ascii="Calibri" w:hAnsi="Calibri"/>
+                <w:b w:val="0"/>
+                <w:i w:val="0"/>
+                <w:color w:val="C55A11"/>
+                <w:sz w:val="18"/>
+              </w:rPr>
+              <w:t xml:space="preserve">[ ]</w:t>
+            </w:r>
           </w:p>
         </w:tc>
         <w:tc>
@@ -984,6 +1004,16 @@
               <w:jc w:val="center"/>
             </w:pPr>
             <w:r/>
+            <w:r>
+              <w:rPr>
+                <w:rFonts w:ascii="Calibri" w:hAnsi="Calibri"/>
+                <w:b w:val="0"/>
+                <w:i w:val="0"/>
+                <w:color w:val="C55A11"/>
+                <w:sz w:val="18"/>
+              </w:rPr>
+              <w:t xml:space="preserve">[ ]</w:t>
+            </w:r>
           </w:p>
         </w:tc>
         <w:tc>
@@ -1098,6 +1128,16 @@
               <w:jc w:val="center"/>
             </w:pPr>
             <w:r/>
+            <w:r>
+              <w:rPr>
+                <w:rFonts w:ascii="Calibri" w:hAnsi="Calibri"/>
+                <w:b w:val="0"/>
+                <w:i w:val="0"/>
+                <w:color w:val="C55A11"/>
+                <w:sz w:val="18"/>
+              </w:rPr>
+              <w:t xml:space="preserve">[ ]</w:t>
+            </w:r>
           </w:p>
         </w:tc>
         <w:tc>
@@ -1113,6 +1153,16 @@
               <w:jc w:val="center"/>
             </w:pPr>
             <w:r/>
+            <w:r>
+              <w:rPr>
+                <w:rFonts w:ascii="Calibri" w:hAnsi="Calibri"/>
+                <w:b w:val="0"/>
+                <w:i w:val="0"/>
+                <w:color w:val="C55A11"/>
+                <w:sz w:val="18"/>
+              </w:rPr>
+              <w:t xml:space="preserve">[ ]</w:t>
+            </w:r>
           </w:p>
         </w:tc>
         <w:tc>
@@ -1128,6 +1178,16 @@
               <w:jc w:val="center"/>
             </w:pPr>
             <w:r/>
+            <w:r>
+              <w:rPr>
+                <w:rFonts w:ascii="Calibri" w:hAnsi="Calibri"/>
+                <w:b w:val="0"/>
+                <w:i w:val="0"/>
+                <w:color w:val="C55A11"/>
+                <w:sz w:val="18"/>
+              </w:rPr>
+              <w:t xml:space="preserve">[ ]</w:t>
+            </w:r>
           </w:p>
         </w:tc>
         <w:tc>
@@ -1238,6 +1298,16 @@
               <w:jc w:val="center"/>
             </w:pPr>
             <w:r/>
+            <w:r>
+              <w:rPr>
+                <w:rFonts w:ascii="Calibri" w:hAnsi="Calibri"/>
+                <w:b w:val="0"/>
+                <w:i w:val="0"/>
+                <w:color w:val="C55A11"/>
+                <w:sz w:val="18"/>
+              </w:rPr>
+              <w:t xml:space="preserve">[ ]</w:t>
+            </w:r>
           </w:p>
         </w:tc>
         <w:tc>
@@ -1251,6 +1321,16 @@
               <w:jc w:val="center"/>
             </w:pPr>
             <w:r/>
+            <w:r>
+              <w:rPr>
+                <w:rFonts w:ascii="Calibri" w:hAnsi="Calibri"/>
+                <w:b w:val="0"/>
+                <w:i w:val="0"/>
+                <w:color w:val="C55A11"/>
+                <w:sz w:val="18"/>
+              </w:rPr>
+              <w:t xml:space="preserve">[ ]</w:t>
+            </w:r>
           </w:p>
         </w:tc>
         <w:tc>
@@ -1264,6 +1344,16 @@
               <w:jc w:val="center"/>
             </w:pPr>
             <w:r/>
+            <w:r>
+              <w:rPr>
+                <w:rFonts w:ascii="Calibri" w:hAnsi="Calibri"/>
+                <w:b w:val="0"/>
+                <w:i w:val="0"/>
+                <w:color w:val="C55A11"/>
+                <w:sz w:val="18"/>
+              </w:rPr>
+              <w:t xml:space="preserve">[ ]</w:t>
+            </w:r>
           </w:p>
         </w:tc>
         <w:tc>
@@ -1374,6 +1464,16 @@
               <w:jc w:val="center"/>
             </w:pPr>
             <w:r/>
+            <w:r>
+              <w:rPr>
+                <w:rFonts w:ascii="Calibri" w:hAnsi="Calibri"/>
+                <w:b w:val="0"/>
+                <w:i w:val="0"/>
+                <w:color w:val="C55A11"/>
+                <w:sz w:val="18"/>
+              </w:rPr>
+              <w:t xml:space="preserve">[ ]</w:t>
+            </w:r>
           </w:p>
         </w:tc>
         <w:tc>
@@ -1388,6 +1488,16 @@
               <w:jc w:val="center"/>
             </w:pPr>
             <w:r/>
+            <w:r>
+              <w:rPr>
+                <w:rFonts w:ascii="Calibri" w:hAnsi="Calibri"/>
+                <w:b w:val="0"/>
+                <w:i w:val="0"/>
+                <w:color w:val="C55A11"/>
+                <w:sz w:val="18"/>
+              </w:rPr>
+              <w:t xml:space="preserve">[ ]</w:t>
+            </w:r>
           </w:p>
         </w:tc>
         <w:tc>
@@ -1402,6 +1512,16 @@
               <w:jc w:val="center"/>
             </w:pPr>
             <w:r/>
+            <w:r>
+              <w:rPr>
+                <w:rFonts w:ascii="Calibri" w:hAnsi="Calibri"/>
+                <w:b w:val="0"/>
+                <w:i w:val="0"/>
+                <w:color w:val="C55A11"/>
+                <w:sz w:val="18"/>
+              </w:rPr>
+              <w:t xml:space="preserve">[ ]</w:t>
+            </w:r>
           </w:p>
         </w:tc>
         <w:tc>
@@ -1511,6 +1631,16 @@
               <w:jc w:val="center"/>
             </w:pPr>
             <w:r/>
+            <w:r>
+              <w:rPr>
+                <w:rFonts w:ascii="Calibri" w:hAnsi="Calibri"/>
+                <w:b w:val="0"/>
+                <w:i w:val="0"/>
+                <w:color w:val="C55A11"/>
+                <w:sz w:val="18"/>
+              </w:rPr>
+              <w:t xml:space="preserve">[ ]</w:t>
+            </w:r>
           </w:p>
         </w:tc>
         <w:tc>
@@ -1524,6 +1654,16 @@
               <w:jc w:val="center"/>
             </w:pPr>
             <w:r/>
+            <w:r>
+              <w:rPr>
+                <w:rFonts w:ascii="Calibri" w:hAnsi="Calibri"/>
+                <w:b w:val="0"/>
+                <w:i w:val="0"/>
+                <w:color w:val="C55A11"/>
+                <w:sz w:val="18"/>
+              </w:rPr>
+              <w:t xml:space="preserve">[ ]</w:t>
+            </w:r>
           </w:p>
         </w:tc>
         <w:tc>
@@ -1537,6 +1677,16 @@
               <w:jc w:val="center"/>
             </w:pPr>
             <w:r/>
+            <w:r>
+              <w:rPr>
+                <w:rFonts w:ascii="Calibri" w:hAnsi="Calibri"/>
+                <w:b w:val="0"/>
+                <w:i w:val="0"/>
+                <w:color w:val="C55A11"/>
+                <w:sz w:val="18"/>
+              </w:rPr>
+              <w:t xml:space="preserve">[ ]</w:t>
+            </w:r>
           </w:p>
         </w:tc>
         <w:tc>
@@ -1647,6 +1797,16 @@
               <w:jc w:val="center"/>
             </w:pPr>
             <w:r/>
+            <w:r>
+              <w:rPr>
+                <w:rFonts w:ascii="Calibri" w:hAnsi="Calibri"/>
+                <w:b w:val="0"/>
+                <w:i w:val="0"/>
+                <w:color w:val="C55A11"/>
+                <w:sz w:val="18"/>
+              </w:rPr>
+              <w:t xml:space="preserve">[ ]</w:t>
+            </w:r>
           </w:p>
         </w:tc>
         <w:tc>
@@ -1661,6 +1821,16 @@
               <w:jc w:val="center"/>
             </w:pPr>
             <w:r/>
+            <w:r>
+              <w:rPr>
+                <w:rFonts w:ascii="Calibri" w:hAnsi="Calibri"/>
+                <w:b w:val="0"/>
+                <w:i w:val="0"/>
+                <w:color w:val="C55A11"/>
+                <w:sz w:val="18"/>
+              </w:rPr>
+              <w:t xml:space="preserve">[ ]</w:t>
+            </w:r>
           </w:p>
         </w:tc>
         <w:tc>
@@ -1675,6 +1845,16 @@
               <w:jc w:val="center"/>
             </w:pPr>
             <w:r/>
+            <w:r>
+              <w:rPr>
+                <w:rFonts w:ascii="Calibri" w:hAnsi="Calibri"/>
+                <w:b w:val="0"/>
+                <w:i w:val="0"/>
+                <w:color w:val="C55A11"/>
+                <w:sz w:val="18"/>
+              </w:rPr>
+              <w:t xml:space="preserve">[ ]</w:t>
+            </w:r>
           </w:p>
         </w:tc>
         <w:tc>
@@ -1689,6 +1869,16 @@
               <w:jc w:val="center"/>
             </w:pPr>
             <w:r/>
+            <w:r>
+              <w:rPr>
+                <w:rFonts w:ascii="Calibri" w:hAnsi="Calibri"/>
+                <w:b w:val="0"/>
+                <w:i w:val="0"/>
+                <w:color w:val="C55A11"/>
+                <w:sz w:val="18"/>
+              </w:rPr>
+              <w:t xml:space="preserve">[ ]</w:t>
+            </w:r>
           </w:p>
         </w:tc>
       </w:tr>
@@ -1774,6 +1964,16 @@
               <w:jc w:val="center"/>
             </w:pPr>
             <w:r/>
+            <w:r>
+              <w:rPr>
+                <w:rFonts w:ascii="Calibri" w:hAnsi="Calibri"/>
+                <w:b w:val="0"/>
+                <w:i w:val="0"/>
+                <w:color w:val="C55A11"/>
+                <w:sz w:val="18"/>
+              </w:rPr>
+              <w:t xml:space="preserve">[ ]</w:t>
+            </w:r>
           </w:p>
         </w:tc>
         <w:tc>
@@ -1787,6 +1987,16 @@
               <w:jc w:val="center"/>
             </w:pPr>
             <w:r/>
+            <w:r>
+              <w:rPr>
+                <w:rFonts w:ascii="Calibri" w:hAnsi="Calibri"/>
+                <w:b w:val="0"/>
+                <w:i w:val="0"/>
+                <w:color w:val="C55A11"/>
+                <w:sz w:val="18"/>
+              </w:rPr>
+              <w:t xml:space="preserve">[ ]</w:t>
+            </w:r>
           </w:p>
         </w:tc>
         <w:tc>
@@ -1800,6 +2010,16 @@
               <w:jc w:val="center"/>
             </w:pPr>
             <w:r/>
+            <w:r>
+              <w:rPr>
+                <w:rFonts w:ascii="Calibri" w:hAnsi="Calibri"/>
+                <w:b w:val="0"/>
+                <w:i w:val="0"/>
+                <w:color w:val="C55A11"/>
+                <w:sz w:val="18"/>
+              </w:rPr>
+              <w:t xml:space="preserve">[ ]</w:t>
+            </w:r>
           </w:p>
         </w:tc>
         <w:tc>
@@ -1910,6 +2130,16 @@
               <w:jc w:val="center"/>
             </w:pPr>
             <w:r/>
+            <w:r>
+              <w:rPr>
+                <w:rFonts w:ascii="Calibri" w:hAnsi="Calibri"/>
+                <w:b w:val="0"/>
+                <w:i w:val="0"/>
+                <w:color w:val="C55A11"/>
+                <w:sz w:val="18"/>
+              </w:rPr>
+              <w:t xml:space="preserve">[ ]</w:t>
+            </w:r>
           </w:p>
         </w:tc>
         <w:tc>
@@ -1924,6 +2154,16 @@
               <w:jc w:val="center"/>
             </w:pPr>
             <w:r/>
+            <w:r>
+              <w:rPr>
+                <w:rFonts w:ascii="Calibri" w:hAnsi="Calibri"/>
+                <w:b w:val="0"/>
+                <w:i w:val="0"/>
+                <w:color w:val="C55A11"/>
+                <w:sz w:val="18"/>
+              </w:rPr>
+              <w:t xml:space="preserve">[ ]</w:t>
+            </w:r>
           </w:p>
         </w:tc>
         <w:tc>
@@ -1938,6 +2178,16 @@
               <w:jc w:val="center"/>
             </w:pPr>
             <w:r/>
+            <w:r>
+              <w:rPr>
+                <w:rFonts w:ascii="Calibri" w:hAnsi="Calibri"/>
+                <w:b w:val="0"/>
+                <w:i w:val="0"/>
+                <w:color w:val="C55A11"/>
+                <w:sz w:val="18"/>
+              </w:rPr>
+              <w:t xml:space="preserve">[ ]</w:t>
+            </w:r>
           </w:p>
         </w:tc>
         <w:tc>
@@ -2047,6 +2297,16 @@
               <w:jc w:val="center"/>
             </w:pPr>
             <w:r/>
+            <w:r>
+              <w:rPr>
+                <w:rFonts w:ascii="Calibri" w:hAnsi="Calibri"/>
+                <w:b w:val="0"/>
+                <w:i w:val="0"/>
+                <w:color w:val="C55A11"/>
+                <w:sz w:val="18"/>
+              </w:rPr>
+              <w:t xml:space="preserve">[ ]</w:t>
+            </w:r>
           </w:p>
         </w:tc>
         <w:tc>
@@ -2060,6 +2320,16 @@
               <w:jc w:val="center"/>
             </w:pPr>
             <w:r/>
+            <w:r>
+              <w:rPr>
+                <w:rFonts w:ascii="Calibri" w:hAnsi="Calibri"/>
+                <w:b w:val="0"/>
+                <w:i w:val="0"/>
+                <w:color w:val="C55A11"/>
+                <w:sz w:val="18"/>
+              </w:rPr>
+              <w:t xml:space="preserve">[ ]</w:t>
+            </w:r>
           </w:p>
         </w:tc>
         <w:tc>
@@ -2073,6 +2343,16 @@
               <w:jc w:val="center"/>
             </w:pPr>
             <w:r/>
+            <w:r>
+              <w:rPr>
+                <w:rFonts w:ascii="Calibri" w:hAnsi="Calibri"/>
+                <w:b w:val="0"/>
+                <w:i w:val="0"/>
+                <w:color w:val="C55A11"/>
+                <w:sz w:val="18"/>
+              </w:rPr>
+              <w:t xml:space="preserve">[ ]</w:t>
+            </w:r>
           </w:p>
         </w:tc>
         <w:tc>
@@ -2147,7 +2427,7 @@
                 <w:color w:val="000000"/>
                 <w:sz w:val="18"/>
               </w:rPr>
-              <w:t>Палетите формирани (G 8 / M 4 картони), без препуштање</w:t>
+              <w:t>Ретенционите мостри подготвени, означени, евидентирани и спакувани во картонот RS</w:t>
             </w:r>
             <w:r>
               <w:rPr>
@@ -2167,7 +2447,7 @@
                 <w:color w:val="000000"/>
                 <w:sz w:val="14"/>
               </w:rPr>
-              <w:t>Pallets built (L 8 / S 4 cartons), no overhang</w:t>
+              <w:t>Retention samples prepared, labelled, recorded and packed in the RS carton</w:t>
             </w:r>
           </w:p>
         </w:tc>
@@ -2183,6 +2463,16 @@
               <w:jc w:val="center"/>
             </w:pPr>
             <w:r/>
+            <w:r>
+              <w:rPr>
+                <w:rFonts w:ascii="Calibri" w:hAnsi="Calibri"/>
+                <w:b w:val="0"/>
+                <w:i w:val="0"/>
+                <w:color w:val="C55A11"/>
+                <w:sz w:val="18"/>
+              </w:rPr>
+              <w:t xml:space="preserve">[ ]</w:t>
+            </w:r>
           </w:p>
         </w:tc>
         <w:tc>
@@ -2197,6 +2487,16 @@
               <w:jc w:val="center"/>
             </w:pPr>
             <w:r/>
+            <w:r>
+              <w:rPr>
+                <w:rFonts w:ascii="Calibri" w:hAnsi="Calibri"/>
+                <w:b w:val="0"/>
+                <w:i w:val="0"/>
+                <w:color w:val="C55A11"/>
+                <w:sz w:val="18"/>
+              </w:rPr>
+              <w:t xml:space="preserve">[ ]</w:t>
+            </w:r>
           </w:p>
         </w:tc>
         <w:tc>
@@ -2211,6 +2511,16 @@
               <w:jc w:val="center"/>
             </w:pPr>
             <w:r/>
+            <w:r>
+              <w:rPr>
+                <w:rFonts w:ascii="Calibri" w:hAnsi="Calibri"/>
+                <w:b w:val="0"/>
+                <w:i w:val="0"/>
+                <w:color w:val="C55A11"/>
+                <w:sz w:val="18"/>
+              </w:rPr>
+              <w:t xml:space="preserve">[ ]</w:t>
+            </w:r>
           </w:p>
         </w:tc>
         <w:tc>
@@ -2233,7 +2543,7 @@
                 <w:color w:val="000000"/>
                 <w:sz w:val="18"/>
               </w:rPr>
-              <w:t>§6.4.2</w:t>
+              <w:t>A03 §7</w:t>
             </w:r>
           </w:p>
         </w:tc>
@@ -2285,7 +2595,7 @@
                 <w:color w:val="000000"/>
                 <w:sz w:val="18"/>
               </w:rPr>
-              <w:t>Стреч-фолија, термо-ќебе и лента на завиткувањето потпишана</w:t>
+              <w:t>Палетите формирани (G 8 / M 4 картони), без препуштање</w:t>
             </w:r>
             <w:r>
               <w:rPr>
@@ -2305,7 +2615,7 @@
                 <w:color w:val="000000"/>
                 <w:sz w:val="14"/>
               </w:rPr>
-              <w:t>Stretch film, thermal blanket and signed wrap tape</w:t>
+              <w:t>Pallets built (L 8 / S 4 cartons), no overhang</w:t>
             </w:r>
           </w:p>
         </w:tc>
@@ -2320,6 +2630,16 @@
               <w:jc w:val="center"/>
             </w:pPr>
             <w:r/>
+            <w:r>
+              <w:rPr>
+                <w:rFonts w:ascii="Calibri" w:hAnsi="Calibri"/>
+                <w:b w:val="0"/>
+                <w:i w:val="0"/>
+                <w:color w:val="C55A11"/>
+                <w:sz w:val="18"/>
+              </w:rPr>
+              <w:t xml:space="preserve">[ ]</w:t>
+            </w:r>
           </w:p>
         </w:tc>
         <w:tc>
@@ -2333,6 +2653,16 @@
               <w:jc w:val="center"/>
             </w:pPr>
             <w:r/>
+            <w:r>
+              <w:rPr>
+                <w:rFonts w:ascii="Calibri" w:hAnsi="Calibri"/>
+                <w:b w:val="0"/>
+                <w:i w:val="0"/>
+                <w:color w:val="C55A11"/>
+                <w:sz w:val="18"/>
+              </w:rPr>
+              <w:t xml:space="preserve">[ ]</w:t>
+            </w:r>
           </w:p>
         </w:tc>
         <w:tc>
@@ -2346,6 +2676,16 @@
               <w:jc w:val="center"/>
             </w:pPr>
             <w:r/>
+            <w:r>
+              <w:rPr>
+                <w:rFonts w:ascii="Calibri" w:hAnsi="Calibri"/>
+                <w:b w:val="0"/>
+                <w:i w:val="0"/>
+                <w:color w:val="C55A11"/>
+                <w:sz w:val="18"/>
+              </w:rPr>
+              <w:t xml:space="preserve">[ ]</w:t>
+            </w:r>
           </w:p>
         </w:tc>
         <w:tc>
@@ -2420,7 +2760,7 @@
                 <w:color w:val="000000"/>
                 <w:sz w:val="18"/>
               </w:rPr>
-              <w:t>Етикетите на палетите на две страни, проверени со листите</w:t>
+              <w:t>Стреч-фолија, термо-ќебе и лента на завиткувањето потпишана</w:t>
             </w:r>
             <w:r>
               <w:rPr>
@@ -2440,7 +2780,7 @@
                 <w:color w:val="000000"/>
                 <w:sz w:val="14"/>
               </w:rPr>
-              <w:t>Pallet labels on two sides, checked against the lists</w:t>
+              <w:t>Stretch film, thermal blanket and signed wrap tape</w:t>
             </w:r>
           </w:p>
         </w:tc>
@@ -2456,6 +2796,16 @@
               <w:jc w:val="center"/>
             </w:pPr>
             <w:r/>
+            <w:r>
+              <w:rPr>
+                <w:rFonts w:ascii="Calibri" w:hAnsi="Calibri"/>
+                <w:b w:val="0"/>
+                <w:i w:val="0"/>
+                <w:color w:val="C55A11"/>
+                <w:sz w:val="18"/>
+              </w:rPr>
+              <w:t xml:space="preserve">[ ]</w:t>
+            </w:r>
           </w:p>
         </w:tc>
         <w:tc>
@@ -2470,6 +2820,16 @@
               <w:jc w:val="center"/>
             </w:pPr>
             <w:r/>
+            <w:r>
+              <w:rPr>
+                <w:rFonts w:ascii="Calibri" w:hAnsi="Calibri"/>
+                <w:b w:val="0"/>
+                <w:i w:val="0"/>
+                <w:color w:val="C55A11"/>
+                <w:sz w:val="18"/>
+              </w:rPr>
+              <w:t xml:space="preserve">[ ]</w:t>
+            </w:r>
           </w:p>
         </w:tc>
         <w:tc>
@@ -2484,6 +2844,16 @@
               <w:jc w:val="center"/>
             </w:pPr>
             <w:r/>
+            <w:r>
+              <w:rPr>
+                <w:rFonts w:ascii="Calibri" w:hAnsi="Calibri"/>
+                <w:b w:val="0"/>
+                <w:i w:val="0"/>
+                <w:color w:val="C55A11"/>
+                <w:sz w:val="18"/>
+              </w:rPr>
+              <w:t xml:space="preserve">[ ]</w:t>
+            </w:r>
           </w:p>
         </w:tc>
         <w:tc>
@@ -2506,7 +2876,7 @@
                 <w:color w:val="000000"/>
                 <w:sz w:val="18"/>
               </w:rPr>
-              <w:t>A03</w:t>
+              <w:t>§6.4.2</w:t>
             </w:r>
           </w:p>
         </w:tc>
@@ -2558,7 +2928,7 @@
                 <w:color w:val="000000"/>
                 <w:sz w:val="18"/>
               </w:rPr>
-              <w:t>Логер за еднократна употреба активиран и поставен во секоја палета</w:t>
+              <w:t>Етикетите на палетите на две страни, проверени со листите</w:t>
             </w:r>
             <w:r>
               <w:rPr>
@@ -2578,7 +2948,7 @@
                 <w:color w:val="000000"/>
                 <w:sz w:val="14"/>
               </w:rPr>
-              <w:t>Single-use logger started and placed in every pallet</w:t>
+              <w:t>Pallet labels on two sides, checked against the lists</w:t>
             </w:r>
           </w:p>
         </w:tc>
@@ -2593,6 +2963,16 @@
               <w:jc w:val="center"/>
             </w:pPr>
             <w:r/>
+            <w:r>
+              <w:rPr>
+                <w:rFonts w:ascii="Calibri" w:hAnsi="Calibri"/>
+                <w:b w:val="0"/>
+                <w:i w:val="0"/>
+                <w:color w:val="C55A11"/>
+                <w:sz w:val="18"/>
+              </w:rPr>
+              <w:t xml:space="preserve">[ ]</w:t>
+            </w:r>
           </w:p>
         </w:tc>
         <w:tc>
@@ -2606,6 +2986,16 @@
               <w:jc w:val="center"/>
             </w:pPr>
             <w:r/>
+            <w:r>
+              <w:rPr>
+                <w:rFonts w:ascii="Calibri" w:hAnsi="Calibri"/>
+                <w:b w:val="0"/>
+                <w:i w:val="0"/>
+                <w:color w:val="C55A11"/>
+                <w:sz w:val="18"/>
+              </w:rPr>
+              <w:t xml:space="preserve">[ ]</w:t>
+            </w:r>
           </w:p>
         </w:tc>
         <w:tc>
@@ -2619,6 +3009,16 @@
               <w:jc w:val="center"/>
             </w:pPr>
             <w:r/>
+            <w:r>
+              <w:rPr>
+                <w:rFonts w:ascii="Calibri" w:hAnsi="Calibri"/>
+                <w:b w:val="0"/>
+                <w:i w:val="0"/>
+                <w:color w:val="C55A11"/>
+                <w:sz w:val="18"/>
+              </w:rPr>
+              <w:t xml:space="preserve">[ ]</w:t>
+            </w:r>
           </w:p>
         </w:tc>
         <w:tc>
@@ -2640,7 +3040,7 @@
                 <w:color w:val="000000"/>
                 <w:sz w:val="18"/>
               </w:rPr>
-              <w:t>A03 §5</w:t>
+              <w:t>A03</w:t>
             </w:r>
           </w:p>
         </w:tc>
@@ -2693,7 +3093,7 @@
                 <w:color w:val="000000"/>
                 <w:sz w:val="18"/>
               </w:rPr>
-              <w:t>USB логер калибриран, активиран, на позицијата од OQ</w:t>
+              <w:t>Логер за еднократна употреба активиран и поставен во секоја палета</w:t>
             </w:r>
             <w:r>
               <w:rPr>
@@ -2713,7 +3113,7 @@
                 <w:color w:val="000000"/>
                 <w:sz w:val="14"/>
               </w:rPr>
-              <w:t>USB logger calibrated, started, at the OQ position</w:t>
+              <w:t>Single-use logger started and placed in every pallet</w:t>
             </w:r>
           </w:p>
         </w:tc>
@@ -2729,6 +3129,16 @@
               <w:jc w:val="center"/>
             </w:pPr>
             <w:r/>
+            <w:r>
+              <w:rPr>
+                <w:rFonts w:ascii="Calibri" w:hAnsi="Calibri"/>
+                <w:b w:val="0"/>
+                <w:i w:val="0"/>
+                <w:color w:val="C55A11"/>
+                <w:sz w:val="18"/>
+              </w:rPr>
+              <w:t xml:space="preserve">[ ]</w:t>
+            </w:r>
           </w:p>
         </w:tc>
         <w:tc>
@@ -2743,6 +3153,16 @@
               <w:jc w:val="center"/>
             </w:pPr>
             <w:r/>
+            <w:r>
+              <w:rPr>
+                <w:rFonts w:ascii="Calibri" w:hAnsi="Calibri"/>
+                <w:b w:val="0"/>
+                <w:i w:val="0"/>
+                <w:color w:val="C55A11"/>
+                <w:sz w:val="18"/>
+              </w:rPr>
+              <w:t xml:space="preserve">[ ]</w:t>
+            </w:r>
           </w:p>
         </w:tc>
         <w:tc>
@@ -2757,6 +3177,16 @@
               <w:jc w:val="center"/>
             </w:pPr>
             <w:r/>
+            <w:r>
+              <w:rPr>
+                <w:rFonts w:ascii="Calibri" w:hAnsi="Calibri"/>
+                <w:b w:val="0"/>
+                <w:i w:val="0"/>
+                <w:color w:val="C55A11"/>
+                <w:sz w:val="18"/>
+              </w:rPr>
+              <w:t xml:space="preserve">[ ]</w:t>
+            </w:r>
           </w:p>
         </w:tc>
         <w:tc>
@@ -2779,7 +3209,7 @@
                 <w:color w:val="000000"/>
                 <w:sz w:val="18"/>
               </w:rPr>
-              <w:t>A04 §3</w:t>
+              <w:t>A03 §5</w:t>
             </w:r>
           </w:p>
         </w:tc>
@@ -2831,7 +3261,7 @@
                 <w:color w:val="000000"/>
                 <w:sz w:val="18"/>
               </w:rPr>
-              <w:t>Возилото одговара на A02, чисто, суво и заклучливо</w:t>
+              <w:t>USB логер калибриран, активиран, на позицијата од OQ</w:t>
             </w:r>
             <w:r>
               <w:rPr>
@@ -2851,7 +3281,7 @@
                 <w:color w:val="000000"/>
                 <w:sz w:val="14"/>
               </w:rPr>
-              <w:t>Vehicle matches A02, clean, dry and lockable</w:t>
+              <w:t>USB logger calibrated, started, at the OQ position</w:t>
             </w:r>
           </w:p>
         </w:tc>
@@ -2866,6 +3296,16 @@
               <w:jc w:val="center"/>
             </w:pPr>
             <w:r/>
+            <w:r>
+              <w:rPr>
+                <w:rFonts w:ascii="Calibri" w:hAnsi="Calibri"/>
+                <w:b w:val="0"/>
+                <w:i w:val="0"/>
+                <w:color w:val="C55A11"/>
+                <w:sz w:val="18"/>
+              </w:rPr>
+              <w:t xml:space="preserve">[ ]</w:t>
+            </w:r>
           </w:p>
         </w:tc>
         <w:tc>
@@ -2879,6 +3319,16 @@
               <w:jc w:val="center"/>
             </w:pPr>
             <w:r/>
+            <w:r>
+              <w:rPr>
+                <w:rFonts w:ascii="Calibri" w:hAnsi="Calibri"/>
+                <w:b w:val="0"/>
+                <w:i w:val="0"/>
+                <w:color w:val="C55A11"/>
+                <w:sz w:val="18"/>
+              </w:rPr>
+              <w:t xml:space="preserve">[ ]</w:t>
+            </w:r>
           </w:p>
         </w:tc>
         <w:tc>
@@ -2892,6 +3342,16 @@
               <w:jc w:val="center"/>
             </w:pPr>
             <w:r/>
+            <w:r>
+              <w:rPr>
+                <w:rFonts w:ascii="Calibri" w:hAnsi="Calibri"/>
+                <w:b w:val="0"/>
+                <w:i w:val="0"/>
+                <w:color w:val="C55A11"/>
+                <w:sz w:val="18"/>
+              </w:rPr>
+              <w:t xml:space="preserve">[ ]</w:t>
+            </w:r>
           </w:p>
         </w:tc>
         <w:tc>
@@ -2905,6 +3365,16 @@
               <w:jc w:val="center"/>
             </w:pPr>
             <w:r/>
+            <w:r>
+              <w:rPr>
+                <w:rFonts w:ascii="Calibri" w:hAnsi="Calibri"/>
+                <w:b w:val="0"/>
+                <w:i w:val="0"/>
+                <w:color w:val="000000"/>
+                <w:sz w:val="18"/>
+              </w:rPr>
+              <w:t>A04 §3</w:t>
+            </w:r>
           </w:p>
         </w:tc>
       </w:tr>
@@ -2956,7 +3426,7 @@
                 <w:color w:val="000000"/>
                 <w:sz w:val="18"/>
               </w:rPr>
-              <w:t>Контрола на температура: ☐ активна — поставена и предкондиционирана ≥ 30 мин; ☐ пасивна — термо-ќебињата цели</w:t>
+              <w:t>Возилото одговара на A02, чисто, суво и заклучливо</w:t>
             </w:r>
             <w:r>
               <w:rPr>
@@ -2976,7 +3446,7 @@
                 <w:color w:val="000000"/>
                 <w:sz w:val="14"/>
               </w:rPr>
-              <w:t>Temperature control: ☐ active — set and pre-conditioned ≥ 30 min; ☐ passive — thermal blankets intact</w:t>
+              <w:t>Vehicle matches A02, clean, dry and lockable</w:t>
             </w:r>
           </w:p>
         </w:tc>
@@ -2992,6 +3462,16 @@
               <w:jc w:val="center"/>
             </w:pPr>
             <w:r/>
+            <w:r>
+              <w:rPr>
+                <w:rFonts w:ascii="Calibri" w:hAnsi="Calibri"/>
+                <w:b w:val="0"/>
+                <w:i w:val="0"/>
+                <w:color w:val="C55A11"/>
+                <w:sz w:val="18"/>
+              </w:rPr>
+              <w:t xml:space="preserve">[ ]</w:t>
+            </w:r>
           </w:p>
         </w:tc>
         <w:tc>
@@ -3006,6 +3486,16 @@
               <w:jc w:val="center"/>
             </w:pPr>
             <w:r/>
+            <w:r>
+              <w:rPr>
+                <w:rFonts w:ascii="Calibri" w:hAnsi="Calibri"/>
+                <w:b w:val="0"/>
+                <w:i w:val="0"/>
+                <w:color w:val="C55A11"/>
+                <w:sz w:val="18"/>
+              </w:rPr>
+              <w:t xml:space="preserve">[ ]</w:t>
+            </w:r>
           </w:p>
         </w:tc>
         <w:tc>
@@ -3020,6 +3510,16 @@
               <w:jc w:val="center"/>
             </w:pPr>
             <w:r/>
+            <w:r>
+              <w:rPr>
+                <w:rFonts w:ascii="Calibri" w:hAnsi="Calibri"/>
+                <w:b w:val="0"/>
+                <w:i w:val="0"/>
+                <w:color w:val="C55A11"/>
+                <w:sz w:val="18"/>
+              </w:rPr>
+              <w:t xml:space="preserve">[ ]</w:t>
+            </w:r>
           </w:p>
         </w:tc>
         <w:tc>
@@ -3039,10 +3539,10 @@
                 <w:rFonts w:ascii="Calibri" w:hAnsi="Calibri"/>
                 <w:b w:val="0"/>
                 <w:i w:val="0"/>
-                <w:color w:val="000000"/>
-                <w:sz w:val="18"/>
-              </w:rPr>
-              <w:t>§6.5.2</w:t>
+                <w:color w:val="C55A11"/>
+                <w:sz w:val="18"/>
+              </w:rPr>
+              <w:t xml:space="preserve">[ ]</w:t>
             </w:r>
           </w:p>
         </w:tc>
@@ -3094,7 +3594,7 @@
                 <w:color w:val="000000"/>
                 <w:sz w:val="18"/>
               </w:rPr>
-              <w:t>Палетите натоварени по распоредот од TRA и обезбедени</w:t>
+              <w:t>Контрола на температура: ☐ активна — поставена и предкондиционирана ≥ 30 мин; ☐ пасивна — термо-ќебињата цели</w:t>
             </w:r>
             <w:r>
               <w:rPr>
@@ -3114,7 +3614,7 @@
                 <w:color w:val="000000"/>
                 <w:sz w:val="14"/>
               </w:rPr>
-              <w:t>Pallets loaded per the TRA arrangement and secured</w:t>
+              <w:t>Temperature control: ☐ active — set and pre-conditioned ≥ 30 min; ☐ passive — thermal blankets intact</w:t>
             </w:r>
           </w:p>
         </w:tc>
@@ -3129,6 +3629,16 @@
               <w:jc w:val="center"/>
             </w:pPr>
             <w:r/>
+            <w:r>
+              <w:rPr>
+                <w:rFonts w:ascii="Calibri" w:hAnsi="Calibri"/>
+                <w:b w:val="0"/>
+                <w:i w:val="0"/>
+                <w:color w:val="C55A11"/>
+                <w:sz w:val="18"/>
+              </w:rPr>
+              <w:t xml:space="preserve">[ ]</w:t>
+            </w:r>
           </w:p>
         </w:tc>
         <w:tc>
@@ -3142,6 +3652,16 @@
               <w:jc w:val="center"/>
             </w:pPr>
             <w:r/>
+            <w:r>
+              <w:rPr>
+                <w:rFonts w:ascii="Calibri" w:hAnsi="Calibri"/>
+                <w:b w:val="0"/>
+                <w:i w:val="0"/>
+                <w:color w:val="C55A11"/>
+                <w:sz w:val="18"/>
+              </w:rPr>
+              <w:t xml:space="preserve">[ ]</w:t>
+            </w:r>
           </w:p>
         </w:tc>
         <w:tc>
@@ -3155,6 +3675,16 @@
               <w:jc w:val="center"/>
             </w:pPr>
             <w:r/>
+            <w:r>
+              <w:rPr>
+                <w:rFonts w:ascii="Calibri" w:hAnsi="Calibri"/>
+                <w:b w:val="0"/>
+                <w:i w:val="0"/>
+                <w:color w:val="C55A11"/>
+                <w:sz w:val="18"/>
+              </w:rPr>
+              <w:t xml:space="preserve">[ ]</w:t>
+            </w:r>
           </w:p>
         </w:tc>
         <w:tc>
@@ -3176,7 +3706,7 @@
                 <w:color w:val="000000"/>
                 <w:sz w:val="18"/>
               </w:rPr>
-              <w:t>A01 §2</w:t>
+              <w:t>§6.5.2</w:t>
             </w:r>
           </w:p>
         </w:tc>
@@ -3229,7 +3759,7 @@
                 <w:color w:val="000000"/>
                 <w:sz w:val="18"/>
               </w:rPr>
-              <w:t>Идентитет и овластување на возачот (и придружникот) проверени</w:t>
+              <w:t>Палетите натоварени по распоредот од TRA и обезбедени</w:t>
             </w:r>
             <w:r>
               <w:rPr>
@@ -3249,7 +3779,7 @@
                 <w:color w:val="000000"/>
                 <w:sz w:val="14"/>
               </w:rPr>
-              <w:t>Identity and authorisation of the driver (and accompanying person) verified</w:t>
+              <w:t>Pallets loaded per the TRA arrangement and secured</w:t>
             </w:r>
           </w:p>
         </w:tc>
@@ -3265,6 +3795,16 @@
               <w:jc w:val="center"/>
             </w:pPr>
             <w:r/>
+            <w:r>
+              <w:rPr>
+                <w:rFonts w:ascii="Calibri" w:hAnsi="Calibri"/>
+                <w:b w:val="0"/>
+                <w:i w:val="0"/>
+                <w:color w:val="C55A11"/>
+                <w:sz w:val="18"/>
+              </w:rPr>
+              <w:t xml:space="preserve">[ ]</w:t>
+            </w:r>
           </w:p>
         </w:tc>
         <w:tc>
@@ -3279,6 +3819,16 @@
               <w:jc w:val="center"/>
             </w:pPr>
             <w:r/>
+            <w:r>
+              <w:rPr>
+                <w:rFonts w:ascii="Calibri" w:hAnsi="Calibri"/>
+                <w:b w:val="0"/>
+                <w:i w:val="0"/>
+                <w:color w:val="C55A11"/>
+                <w:sz w:val="18"/>
+              </w:rPr>
+              <w:t xml:space="preserve">[ ]</w:t>
+            </w:r>
           </w:p>
         </w:tc>
         <w:tc>
@@ -3293,6 +3843,16 @@
               <w:jc w:val="center"/>
             </w:pPr>
             <w:r/>
+            <w:r>
+              <w:rPr>
+                <w:rFonts w:ascii="Calibri" w:hAnsi="Calibri"/>
+                <w:b w:val="0"/>
+                <w:i w:val="0"/>
+                <w:color w:val="C55A11"/>
+                <w:sz w:val="18"/>
+              </w:rPr>
+              <w:t xml:space="preserve">[ ]</w:t>
+            </w:r>
           </w:p>
         </w:tc>
         <w:tc>
@@ -3307,6 +3867,16 @@
               <w:jc w:val="center"/>
             </w:pPr>
             <w:r/>
+            <w:r>
+              <w:rPr>
+                <w:rFonts w:ascii="Calibri" w:hAnsi="Calibri"/>
+                <w:b w:val="0"/>
+                <w:i w:val="0"/>
+                <w:color w:val="000000"/>
+                <w:sz w:val="18"/>
+              </w:rPr>
+              <w:t>A01 §2</w:t>
+            </w:r>
           </w:p>
         </w:tc>
       </w:tr>
@@ -3357,6 +3927,171 @@
                 <w:color w:val="000000"/>
                 <w:sz w:val="18"/>
               </w:rPr>
+              <w:t>Идентитет и овластување на возачот (и придружникот) проверени</w:t>
+            </w:r>
+            <w:r>
+              <w:rPr>
+                <w:rFonts w:ascii="Calibri" w:hAnsi="Calibri"/>
+                <w:b w:val="0"/>
+                <w:i w:val="0"/>
+                <w:color w:val="000000"/>
+                <w:sz w:val="14"/>
+              </w:rPr>
+              <w:t xml:space="preserve"> | </w:t>
+            </w:r>
+            <w:r>
+              <w:rPr>
+                <w:rFonts w:ascii="Calibri" w:hAnsi="Calibri"/>
+                <w:b w:val="0"/>
+                <w:i/>
+                <w:color w:val="000000"/>
+                <w:sz w:val="14"/>
+              </w:rPr>
+              <w:t>Identity and authorisation of the driver (and accompanying person) verified</w:t>
+            </w:r>
+          </w:p>
+        </w:tc>
+        <w:tc>
+          <w:tcPr>
+            <w:vAlign w:val="center"/>
+            <w:tcW w:type="dxa" w:w="1170"/>
+          </w:tcPr>
+          <w:p>
+            <w:pPr>
+              <w:spacing w:before="20" w:after="20"/>
+              <w:jc w:val="center"/>
+            </w:pPr>
+            <w:r/>
+            <w:r>
+              <w:rPr>
+                <w:rFonts w:ascii="Calibri" w:hAnsi="Calibri"/>
+                <w:b w:val="0"/>
+                <w:i w:val="0"/>
+                <w:color w:val="C55A11"/>
+                <w:sz w:val="18"/>
+              </w:rPr>
+              <w:t xml:space="preserve">[ ]</w:t>
+            </w:r>
+          </w:p>
+        </w:tc>
+        <w:tc>
+          <w:tcPr>
+            <w:vAlign w:val="center"/>
+            <w:tcW w:type="dxa" w:w="1074"/>
+          </w:tcPr>
+          <w:p>
+            <w:pPr>
+              <w:spacing w:before="20" w:after="20"/>
+              <w:jc w:val="center"/>
+            </w:pPr>
+            <w:r/>
+            <w:r>
+              <w:rPr>
+                <w:rFonts w:ascii="Calibri" w:hAnsi="Calibri"/>
+                <w:b w:val="0"/>
+                <w:i w:val="0"/>
+                <w:color w:val="C55A11"/>
+                <w:sz w:val="18"/>
+              </w:rPr>
+              <w:t xml:space="preserve">[ ]</w:t>
+            </w:r>
+          </w:p>
+        </w:tc>
+        <w:tc>
+          <w:tcPr>
+            <w:vAlign w:val="center"/>
+            <w:tcW w:type="dxa" w:w="644"/>
+          </w:tcPr>
+          <w:p>
+            <w:pPr>
+              <w:spacing w:before="20" w:after="20"/>
+              <w:jc w:val="center"/>
+            </w:pPr>
+            <w:r/>
+            <w:r>
+              <w:rPr>
+                <w:rFonts w:ascii="Calibri" w:hAnsi="Calibri"/>
+                <w:b w:val="0"/>
+                <w:i w:val="0"/>
+                <w:color w:val="C55A11"/>
+                <w:sz w:val="18"/>
+              </w:rPr>
+              <w:t xml:space="preserve">[ ]</w:t>
+            </w:r>
+          </w:p>
+        </w:tc>
+        <w:tc>
+          <w:tcPr>
+            <w:vAlign w:val="center"/>
+            <w:tcW w:type="dxa" w:w="2581"/>
+          </w:tcPr>
+          <w:p>
+            <w:pPr>
+              <w:spacing w:before="20" w:after="20"/>
+              <w:jc w:val="center"/>
+            </w:pPr>
+            <w:r/>
+            <w:r>
+              <w:rPr>
+                <w:rFonts w:ascii="Calibri" w:hAnsi="Calibri"/>
+                <w:b w:val="0"/>
+                <w:i w:val="0"/>
+                <w:color w:val="C55A11"/>
+                <w:sz w:val="18"/>
+              </w:rPr>
+              <w:t xml:space="preserve">[ ]</w:t>
+            </w:r>
+          </w:p>
+        </w:tc>
+      </w:tr>
+      <w:tr>
+        <w:trPr>
+          <w:cantSplit/>
+        </w:trPr>
+        <w:tc>
+          <w:tcPr>
+            <w:shd w:val="clear" w:color="auto" w:fill="F2F2F2"/>
+            <w:vAlign w:val="center"/>
+            <w:tcW w:type="dxa" w:w="644"/>
+          </w:tcPr>
+          <w:p>
+            <w:pPr>
+              <w:spacing w:before="20" w:after="20"/>
+              <w:jc w:val="center"/>
+            </w:pPr>
+            <w:r/>
+            <w:r>
+              <w:rPr>
+                <w:rFonts w:ascii="Calibri" w:hAnsi="Calibri"/>
+                <w:b w:val="0"/>
+                <w:i w:val="0"/>
+                <w:color w:val="000000"/>
+                <w:sz w:val="18"/>
+              </w:rPr>
+              <w:t>A20</w:t>
+            </w:r>
+          </w:p>
+        </w:tc>
+        <w:tc>
+          <w:tcPr>
+            <w:shd w:val="clear" w:color="auto" w:fill="F7FAFC"/>
+            <w:vAlign w:val="center"/>
+            <w:tcW w:type="dxa" w:w="4351"/>
+          </w:tcPr>
+          <w:p>
+            <w:pPr>
+              <w:spacing w:before="20" w:after="20"/>
+              <w:jc w:val="center"/>
+            </w:pPr>
+            <w:r/>
+            <w:r>
+              <w:rPr>
+                <w:rFonts w:ascii="Calibri" w:hAnsi="Calibri"/>
+                <w:b w:val="0"/>
+                <w:i w:val="0"/>
+                <w:color w:val="000000"/>
+                <w:sz w:val="18"/>
+              </w:rPr>
               <w:t>Лицата брифирани (рута, застанувања, инциденти, логери)</w:t>
             </w:r>
             <w:r>
@@ -3383,6 +4118,7 @@
         </w:tc>
         <w:tc>
           <w:tcPr>
+            <w:shd w:val="clear" w:color="auto" w:fill="F7FAFC"/>
             <w:vAlign w:val="center"/>
             <w:tcW w:type="dxa" w:w="1170"/>
           </w:tcPr>
@@ -3392,10 +4128,21 @@
               <w:jc w:val="center"/>
             </w:pPr>
             <w:r/>
-          </w:p>
-        </w:tc>
-        <w:tc>
-          <w:tcPr>
+            <w:r>
+              <w:rPr>
+                <w:rFonts w:ascii="Calibri" w:hAnsi="Calibri"/>
+                <w:b w:val="0"/>
+                <w:i w:val="0"/>
+                <w:color w:val="C55A11"/>
+                <w:sz w:val="18"/>
+              </w:rPr>
+              <w:t xml:space="preserve">[ ]</w:t>
+            </w:r>
+          </w:p>
+        </w:tc>
+        <w:tc>
+          <w:tcPr>
+            <w:shd w:val="clear" w:color="auto" w:fill="F7FAFC"/>
             <w:vAlign w:val="center"/>
             <w:tcW w:type="dxa" w:w="1074"/>
           </w:tcPr>
@@ -3405,10 +4152,21 @@
               <w:jc w:val="center"/>
             </w:pPr>
             <w:r/>
-          </w:p>
-        </w:tc>
-        <w:tc>
-          <w:tcPr>
+            <w:r>
+              <w:rPr>
+                <w:rFonts w:ascii="Calibri" w:hAnsi="Calibri"/>
+                <w:b w:val="0"/>
+                <w:i w:val="0"/>
+                <w:color w:val="C55A11"/>
+                <w:sz w:val="18"/>
+              </w:rPr>
+              <w:t xml:space="preserve">[ ]</w:t>
+            </w:r>
+          </w:p>
+        </w:tc>
+        <w:tc>
+          <w:tcPr>
+            <w:shd w:val="clear" w:color="auto" w:fill="F7FAFC"/>
             <w:vAlign w:val="center"/>
             <w:tcW w:type="dxa" w:w="644"/>
           </w:tcPr>
@@ -3418,10 +4176,21 @@
               <w:jc w:val="center"/>
             </w:pPr>
             <w:r/>
-          </w:p>
-        </w:tc>
-        <w:tc>
-          <w:tcPr>
+            <w:r>
+              <w:rPr>
+                <w:rFonts w:ascii="Calibri" w:hAnsi="Calibri"/>
+                <w:b w:val="0"/>
+                <w:i w:val="0"/>
+                <w:color w:val="C55A11"/>
+                <w:sz w:val="18"/>
+              </w:rPr>
+              <w:t xml:space="preserve">[ ]</w:t>
+            </w:r>
+          </w:p>
+        </w:tc>
+        <w:tc>
+          <w:tcPr>
+            <w:shd w:val="clear" w:color="auto" w:fill="F7FAFC"/>
             <w:vAlign w:val="center"/>
             <w:tcW w:type="dxa" w:w="2581"/>
           </w:tcPr>
@@ -3431,6 +4200,16 @@
               <w:jc w:val="center"/>
             </w:pPr>
             <w:r/>
+            <w:r>
+              <w:rPr>
+                <w:rFonts w:ascii="Calibri" w:hAnsi="Calibri"/>
+                <w:b w:val="0"/>
+                <w:i w:val="0"/>
+                <w:color w:val="C55A11"/>
+                <w:sz w:val="18"/>
+              </w:rPr>
+              <w:t xml:space="preserve">[ ]</w:t>
+            </w:r>
           </w:p>
         </w:tc>
       </w:tr>
@@ -3710,6 +4489,16 @@
               <w:jc w:val="center"/>
             </w:pPr>
             <w:r/>
+            <w:r>
+              <w:rPr>
+                <w:rFonts w:ascii="Calibri" w:hAnsi="Calibri"/>
+                <w:b w:val="0"/>
+                <w:i w:val="0"/>
+                <w:color w:val="C55A11"/>
+                <w:sz w:val="18"/>
+              </w:rPr>
+              <w:t xml:space="preserve">[ ]</w:t>
+            </w:r>
           </w:p>
         </w:tc>
         <w:tc>
@@ -3724,6 +4513,16 @@
               <w:jc w:val="center"/>
             </w:pPr>
             <w:r/>
+            <w:r>
+              <w:rPr>
+                <w:rFonts w:ascii="Calibri" w:hAnsi="Calibri"/>
+                <w:b w:val="0"/>
+                <w:i w:val="0"/>
+                <w:color w:val="C55A11"/>
+                <w:sz w:val="18"/>
+              </w:rPr>
+              <w:t xml:space="preserve">[ ]</w:t>
+            </w:r>
           </w:p>
         </w:tc>
         <w:tc>
@@ -3738,6 +4537,16 @@
               <w:jc w:val="center"/>
             </w:pPr>
             <w:r/>
+            <w:r>
+              <w:rPr>
+                <w:rFonts w:ascii="Calibri" w:hAnsi="Calibri"/>
+                <w:b w:val="0"/>
+                <w:i w:val="0"/>
+                <w:color w:val="C55A11"/>
+                <w:sz w:val="18"/>
+              </w:rPr>
+              <w:t xml:space="preserve">[ ]</w:t>
+            </w:r>
           </w:p>
         </w:tc>
       </w:tr>
@@ -3801,6 +4610,16 @@
               <w:jc w:val="center"/>
             </w:pPr>
             <w:r/>
+            <w:r>
+              <w:rPr>
+                <w:rFonts w:ascii="Calibri" w:hAnsi="Calibri"/>
+                <w:b w:val="0"/>
+                <w:i w:val="0"/>
+                <w:color w:val="C55A11"/>
+                <w:sz w:val="18"/>
+              </w:rPr>
+              <w:t xml:space="preserve">[ ]</w:t>
+            </w:r>
           </w:p>
         </w:tc>
         <w:tc>
@@ -3815,6 +4634,16 @@
               <w:jc w:val="center"/>
             </w:pPr>
             <w:r/>
+            <w:r>
+              <w:rPr>
+                <w:rFonts w:ascii="Calibri" w:hAnsi="Calibri"/>
+                <w:b w:val="0"/>
+                <w:i w:val="0"/>
+                <w:color w:val="C55A11"/>
+                <w:sz w:val="18"/>
+              </w:rPr>
+              <w:t xml:space="preserve">[ ]</w:t>
+            </w:r>
           </w:p>
         </w:tc>
         <w:tc>
@@ -3829,6 +4658,16 @@
               <w:jc w:val="center"/>
             </w:pPr>
             <w:r/>
+            <w:r>
+              <w:rPr>
+                <w:rFonts w:ascii="Calibri" w:hAnsi="Calibri"/>
+                <w:b w:val="0"/>
+                <w:i w:val="0"/>
+                <w:color w:val="C55A11"/>
+                <w:sz w:val="18"/>
+              </w:rPr>
+              <w:t xml:space="preserve">[ ]</w:t>
+            </w:r>
           </w:p>
         </w:tc>
       </w:tr>
@@ -4245,6 +5084,16 @@
               <w:jc w:val="center"/>
             </w:pPr>
             <w:r/>
+            <w:r>
+              <w:rPr>
+                <w:rFonts w:ascii="Calibri" w:hAnsi="Calibri"/>
+                <w:b w:val="0"/>
+                <w:i w:val="0"/>
+                <w:color w:val="C55A11"/>
+                <w:sz w:val="18"/>
+              </w:rPr>
+              <w:t xml:space="preserve">[ ]</w:t>
+            </w:r>
           </w:p>
         </w:tc>
         <w:tc>
@@ -4259,6 +5108,16 @@
               <w:jc w:val="center"/>
             </w:pPr>
             <w:r/>
+            <w:r>
+              <w:rPr>
+                <w:rFonts w:ascii="Calibri" w:hAnsi="Calibri"/>
+                <w:b w:val="0"/>
+                <w:i w:val="0"/>
+                <w:color w:val="C55A11"/>
+                <w:sz w:val="18"/>
+              </w:rPr>
+              <w:t xml:space="preserve">[ ]</w:t>
+            </w:r>
           </w:p>
         </w:tc>
         <w:tc>
@@ -4273,6 +5132,16 @@
               <w:jc w:val="center"/>
             </w:pPr>
             <w:r/>
+            <w:r>
+              <w:rPr>
+                <w:rFonts w:ascii="Calibri" w:hAnsi="Calibri"/>
+                <w:b w:val="0"/>
+                <w:i w:val="0"/>
+                <w:color w:val="C55A11"/>
+                <w:sz w:val="18"/>
+              </w:rPr>
+              <w:t xml:space="preserve">[ ]</w:t>
+            </w:r>
           </w:p>
         </w:tc>
       </w:tr>
@@ -4363,6 +5232,16 @@
               <w:jc w:val="center"/>
             </w:pPr>
             <w:r/>
+            <w:r>
+              <w:rPr>
+                <w:rFonts w:ascii="Calibri" w:hAnsi="Calibri"/>
+                <w:b w:val="0"/>
+                <w:i w:val="0"/>
+                <w:color w:val="C55A11"/>
+                <w:sz w:val="18"/>
+              </w:rPr>
+              <w:t xml:space="preserve">[ ]</w:t>
+            </w:r>
           </w:p>
         </w:tc>
         <w:tc>
@@ -4378,6 +5257,16 @@
               <w:jc w:val="center"/>
             </w:pPr>
             <w:r/>
+            <w:r>
+              <w:rPr>
+                <w:rFonts w:ascii="Calibri" w:hAnsi="Calibri"/>
+                <w:b w:val="0"/>
+                <w:i w:val="0"/>
+                <w:color w:val="C55A11"/>
+                <w:sz w:val="18"/>
+              </w:rPr>
+              <w:t xml:space="preserve">[ ]</w:t>
+            </w:r>
           </w:p>
         </w:tc>
         <w:tc>
@@ -4393,6 +5282,16 @@
               <w:jc w:val="center"/>
             </w:pPr>
             <w:r/>
+            <w:r>
+              <w:rPr>
+                <w:rFonts w:ascii="Calibri" w:hAnsi="Calibri"/>
+                <w:b w:val="0"/>
+                <w:i w:val="0"/>
+                <w:color w:val="C55A11"/>
+                <w:sz w:val="18"/>
+              </w:rPr>
+              <w:t xml:space="preserve">[ ]</w:t>
+            </w:r>
           </w:p>
         </w:tc>
       </w:tr>
@@ -4478,6 +5377,16 @@
               <w:jc w:val="center"/>
             </w:pPr>
             <w:r/>
+            <w:r>
+              <w:rPr>
+                <w:rFonts w:ascii="Calibri" w:hAnsi="Calibri"/>
+                <w:b w:val="0"/>
+                <w:i w:val="0"/>
+                <w:color w:val="C55A11"/>
+                <w:sz w:val="18"/>
+              </w:rPr>
+              <w:t xml:space="preserve">[ ]</w:t>
+            </w:r>
           </w:p>
         </w:tc>
         <w:tc>
@@ -4491,6 +5400,16 @@
               <w:jc w:val="center"/>
             </w:pPr>
             <w:r/>
+            <w:r>
+              <w:rPr>
+                <w:rFonts w:ascii="Calibri" w:hAnsi="Calibri"/>
+                <w:b w:val="0"/>
+                <w:i w:val="0"/>
+                <w:color w:val="C55A11"/>
+                <w:sz w:val="18"/>
+              </w:rPr>
+              <w:t xml:space="preserve">[ ]</w:t>
+            </w:r>
           </w:p>
         </w:tc>
         <w:tc>
@@ -4504,6 +5423,16 @@
               <w:jc w:val="center"/>
             </w:pPr>
             <w:r/>
+            <w:r>
+              <w:rPr>
+                <w:rFonts w:ascii="Calibri" w:hAnsi="Calibri"/>
+                <w:b w:val="0"/>
+                <w:i w:val="0"/>
+                <w:color w:val="C55A11"/>
+                <w:sz w:val="18"/>
+              </w:rPr>
+              <w:t xml:space="preserve">[ ]</w:t>
+            </w:r>
           </w:p>
         </w:tc>
       </w:tr>
@@ -4591,6 +5520,16 @@
               <w:jc w:val="center"/>
             </w:pPr>
             <w:r/>
+            <w:r>
+              <w:rPr>
+                <w:rFonts w:ascii="Calibri" w:hAnsi="Calibri"/>
+                <w:b w:val="0"/>
+                <w:i w:val="0"/>
+                <w:color w:val="C55A11"/>
+                <w:sz w:val="18"/>
+              </w:rPr>
+              <w:t xml:space="preserve">[ ]</w:t>
+            </w:r>
           </w:p>
         </w:tc>
         <w:tc>
@@ -4605,6 +5544,16 @@
               <w:jc w:val="center"/>
             </w:pPr>
             <w:r/>
+            <w:r>
+              <w:rPr>
+                <w:rFonts w:ascii="Calibri" w:hAnsi="Calibri"/>
+                <w:b w:val="0"/>
+                <w:i w:val="0"/>
+                <w:color w:val="C55A11"/>
+                <w:sz w:val="18"/>
+              </w:rPr>
+              <w:t xml:space="preserve">[ ]</w:t>
+            </w:r>
           </w:p>
         </w:tc>
         <w:tc>
@@ -4619,6 +5568,16 @@
               <w:jc w:val="center"/>
             </w:pPr>
             <w:r/>
+            <w:r>
+              <w:rPr>
+                <w:rFonts w:ascii="Calibri" w:hAnsi="Calibri"/>
+                <w:b w:val="0"/>
+                <w:i w:val="0"/>
+                <w:color w:val="C55A11"/>
+                <w:sz w:val="18"/>
+              </w:rPr>
+              <w:t xml:space="preserve">[ ]</w:t>
+            </w:r>
           </w:p>
         </w:tc>
       </w:tr>
@@ -4704,6 +5663,16 @@
               <w:jc w:val="center"/>
             </w:pPr>
             <w:r/>
+            <w:r>
+              <w:rPr>
+                <w:rFonts w:ascii="Calibri" w:hAnsi="Calibri"/>
+                <w:b w:val="0"/>
+                <w:i w:val="0"/>
+                <w:color w:val="C55A11"/>
+                <w:sz w:val="18"/>
+              </w:rPr>
+              <w:t xml:space="preserve">[ ]</w:t>
+            </w:r>
           </w:p>
         </w:tc>
         <w:tc>
@@ -4717,6 +5686,16 @@
               <w:jc w:val="center"/>
             </w:pPr>
             <w:r/>
+            <w:r>
+              <w:rPr>
+                <w:rFonts w:ascii="Calibri" w:hAnsi="Calibri"/>
+                <w:b w:val="0"/>
+                <w:i w:val="0"/>
+                <w:color w:val="C55A11"/>
+                <w:sz w:val="18"/>
+              </w:rPr>
+              <w:t xml:space="preserve">[ ]</w:t>
+            </w:r>
           </w:p>
         </w:tc>
         <w:tc>
@@ -4730,6 +5709,16 @@
               <w:jc w:val="center"/>
             </w:pPr>
             <w:r/>
+            <w:r>
+              <w:rPr>
+                <w:rFonts w:ascii="Calibri" w:hAnsi="Calibri"/>
+                <w:b w:val="0"/>
+                <w:i w:val="0"/>
+                <w:color w:val="C55A11"/>
+                <w:sz w:val="18"/>
+              </w:rPr>
+              <w:t xml:space="preserve">[ ]</w:t>
+            </w:r>
           </w:p>
         </w:tc>
       </w:tr>
@@ -4817,6 +5806,16 @@
               <w:jc w:val="center"/>
             </w:pPr>
             <w:r/>
+            <w:r>
+              <w:rPr>
+                <w:rFonts w:ascii="Calibri" w:hAnsi="Calibri"/>
+                <w:b w:val="0"/>
+                <w:i w:val="0"/>
+                <w:color w:val="C55A11"/>
+                <w:sz w:val="18"/>
+              </w:rPr>
+              <w:t xml:space="preserve">[ ]</w:t>
+            </w:r>
           </w:p>
         </w:tc>
         <w:tc>
@@ -4831,6 +5830,16 @@
               <w:jc w:val="center"/>
             </w:pPr>
             <w:r/>
+            <w:r>
+              <w:rPr>
+                <w:rFonts w:ascii="Calibri" w:hAnsi="Calibri"/>
+                <w:b w:val="0"/>
+                <w:i w:val="0"/>
+                <w:color w:val="C55A11"/>
+                <w:sz w:val="18"/>
+              </w:rPr>
+              <w:t xml:space="preserve">[ ]</w:t>
+            </w:r>
           </w:p>
         </w:tc>
         <w:tc>
@@ -4845,6 +5854,16 @@
               <w:jc w:val="center"/>
             </w:pPr>
             <w:r/>
+            <w:r>
+              <w:rPr>
+                <w:rFonts w:ascii="Calibri" w:hAnsi="Calibri"/>
+                <w:b w:val="0"/>
+                <w:i w:val="0"/>
+                <w:color w:val="C55A11"/>
+                <w:sz w:val="18"/>
+              </w:rPr>
+              <w:t xml:space="preserve">[ ]</w:t>
+            </w:r>
           </w:p>
         </w:tc>
       </w:tr>
@@ -4930,6 +5949,16 @@
               <w:jc w:val="center"/>
             </w:pPr>
             <w:r/>
+            <w:r>
+              <w:rPr>
+                <w:rFonts w:ascii="Calibri" w:hAnsi="Calibri"/>
+                <w:b w:val="0"/>
+                <w:i w:val="0"/>
+                <w:color w:val="C55A11"/>
+                <w:sz w:val="18"/>
+              </w:rPr>
+              <w:t xml:space="preserve">[ ]</w:t>
+            </w:r>
           </w:p>
         </w:tc>
         <w:tc>
@@ -4943,6 +5972,16 @@
               <w:jc w:val="center"/>
             </w:pPr>
             <w:r/>
+            <w:r>
+              <w:rPr>
+                <w:rFonts w:ascii="Calibri" w:hAnsi="Calibri"/>
+                <w:b w:val="0"/>
+                <w:i w:val="0"/>
+                <w:color w:val="C55A11"/>
+                <w:sz w:val="18"/>
+              </w:rPr>
+              <w:t xml:space="preserve">[ ]</w:t>
+            </w:r>
           </w:p>
         </w:tc>
         <w:tc>
@@ -4956,6 +5995,16 @@
               <w:jc w:val="center"/>
             </w:pPr>
             <w:r/>
+            <w:r>
+              <w:rPr>
+                <w:rFonts w:ascii="Calibri" w:hAnsi="Calibri"/>
+                <w:b w:val="0"/>
+                <w:i w:val="0"/>
+                <w:color w:val="C55A11"/>
+                <w:sz w:val="18"/>
+              </w:rPr>
+              <w:t xml:space="preserve">[ ]</w:t>
+            </w:r>
           </w:p>
         </w:tc>
       </w:tr>
@@ -5043,6 +6092,16 @@
               <w:jc w:val="center"/>
             </w:pPr>
             <w:r/>
+            <w:r>
+              <w:rPr>
+                <w:rFonts w:ascii="Calibri" w:hAnsi="Calibri"/>
+                <w:b w:val="0"/>
+                <w:i w:val="0"/>
+                <w:color w:val="C55A11"/>
+                <w:sz w:val="18"/>
+              </w:rPr>
+              <w:t xml:space="preserve">[ ]</w:t>
+            </w:r>
           </w:p>
         </w:tc>
         <w:tc>
@@ -5057,6 +6116,16 @@
               <w:jc w:val="center"/>
             </w:pPr>
             <w:r/>
+            <w:r>
+              <w:rPr>
+                <w:rFonts w:ascii="Calibri" w:hAnsi="Calibri"/>
+                <w:b w:val="0"/>
+                <w:i w:val="0"/>
+                <w:color w:val="C55A11"/>
+                <w:sz w:val="18"/>
+              </w:rPr>
+              <w:t xml:space="preserve">[ ]</w:t>
+            </w:r>
           </w:p>
         </w:tc>
         <w:tc>
@@ -5071,6 +6140,16 @@
               <w:jc w:val="center"/>
             </w:pPr>
             <w:r/>
+            <w:r>
+              <w:rPr>
+                <w:rFonts w:ascii="Calibri" w:hAnsi="Calibri"/>
+                <w:b w:val="0"/>
+                <w:i w:val="0"/>
+                <w:color w:val="C55A11"/>
+                <w:sz w:val="18"/>
+              </w:rPr>
+              <w:t xml:space="preserve">[ ]</w:t>
+            </w:r>
           </w:p>
         </w:tc>
       </w:tr>
@@ -5121,7 +6200,7 @@
                 <w:color w:val="000000"/>
                 <w:sz w:val="18"/>
               </w:rPr>
-              <w:t>Надворешна состојба без оштетување, влага или притисок</w:t>
+              <w:t>Картонот со ретенциони мостри примен, лентата цела, бројот на мостри одговара</w:t>
             </w:r>
             <w:r>
               <w:rPr>
@@ -5141,7 +6220,7 @@
                 <w:color w:val="000000"/>
                 <w:sz w:val="14"/>
               </w:rPr>
-              <w:t>External condition free of damage, wetness or crushing</w:t>
+              <w:t>Retention-sample carton received, tape intact, sample count matches</w:t>
             </w:r>
           </w:p>
         </w:tc>
@@ -5156,6 +6235,16 @@
               <w:jc w:val="center"/>
             </w:pPr>
             <w:r/>
+            <w:r>
+              <w:rPr>
+                <w:rFonts w:ascii="Calibri" w:hAnsi="Calibri"/>
+                <w:b w:val="0"/>
+                <w:i w:val="0"/>
+                <w:color w:val="C55A11"/>
+                <w:sz w:val="18"/>
+              </w:rPr>
+              <w:t xml:space="preserve">[ ]</w:t>
+            </w:r>
           </w:p>
         </w:tc>
         <w:tc>
@@ -5169,6 +6258,16 @@
               <w:jc w:val="center"/>
             </w:pPr>
             <w:r/>
+            <w:r>
+              <w:rPr>
+                <w:rFonts w:ascii="Calibri" w:hAnsi="Calibri"/>
+                <w:b w:val="0"/>
+                <w:i w:val="0"/>
+                <w:color w:val="C55A11"/>
+                <w:sz w:val="18"/>
+              </w:rPr>
+              <w:t xml:space="preserve">[ ]</w:t>
+            </w:r>
           </w:p>
         </w:tc>
         <w:tc>
@@ -5182,6 +6281,16 @@
               <w:jc w:val="center"/>
             </w:pPr>
             <w:r/>
+            <w:r>
+              <w:rPr>
+                <w:rFonts w:ascii="Calibri" w:hAnsi="Calibri"/>
+                <w:b w:val="0"/>
+                <w:i w:val="0"/>
+                <w:color w:val="C55A11"/>
+                <w:sz w:val="18"/>
+              </w:rPr>
+              <w:t xml:space="preserve">[ ]</w:t>
+            </w:r>
           </w:p>
         </w:tc>
       </w:tr>
@@ -5233,6 +6342,150 @@
                 <w:color w:val="000000"/>
                 <w:sz w:val="18"/>
               </w:rPr>
+              <w:t>Надворешна состојба без оштетување, влага или притисок</w:t>
+            </w:r>
+            <w:r>
+              <w:rPr>
+                <w:rFonts w:ascii="Calibri" w:hAnsi="Calibri"/>
+                <w:b w:val="0"/>
+                <w:i w:val="0"/>
+                <w:color w:val="000000"/>
+                <w:sz w:val="14"/>
+              </w:rPr>
+              <w:t xml:space="preserve"> | </w:t>
+            </w:r>
+            <w:r>
+              <w:rPr>
+                <w:rFonts w:ascii="Calibri" w:hAnsi="Calibri"/>
+                <w:b w:val="0"/>
+                <w:i/>
+                <w:color w:val="000000"/>
+                <w:sz w:val="14"/>
+              </w:rPr>
+              <w:t>External condition free of damage, wetness or crushing</w:t>
+            </w:r>
+          </w:p>
+        </w:tc>
+        <w:tc>
+          <w:tcPr>
+            <w:shd w:val="clear" w:color="auto" w:fill="F7FAFC"/>
+            <w:vAlign w:val="center"/>
+            <w:tcW w:type="dxa" w:w="1056"/>
+          </w:tcPr>
+          <w:p>
+            <w:pPr>
+              <w:spacing w:before="20" w:after="20"/>
+              <w:jc w:val="center"/>
+            </w:pPr>
+            <w:r/>
+            <w:r>
+              <w:rPr>
+                <w:rFonts w:ascii="Calibri" w:hAnsi="Calibri"/>
+                <w:b w:val="0"/>
+                <w:i w:val="0"/>
+                <w:color w:val="C55A11"/>
+                <w:sz w:val="18"/>
+              </w:rPr>
+              <w:t xml:space="preserve">[ ]</w:t>
+            </w:r>
+          </w:p>
+        </w:tc>
+        <w:tc>
+          <w:tcPr>
+            <w:shd w:val="clear" w:color="auto" w:fill="F7FAFC"/>
+            <w:vAlign w:val="center"/>
+            <w:tcW w:type="dxa" w:w="970"/>
+          </w:tcPr>
+          <w:p>
+            <w:pPr>
+              <w:spacing w:before="20" w:after="20"/>
+              <w:jc w:val="center"/>
+            </w:pPr>
+            <w:r/>
+            <w:r>
+              <w:rPr>
+                <w:rFonts w:ascii="Calibri" w:hAnsi="Calibri"/>
+                <w:b w:val="0"/>
+                <w:i w:val="0"/>
+                <w:color w:val="C55A11"/>
+                <w:sz w:val="18"/>
+              </w:rPr>
+              <w:t xml:space="preserve">[ ]</w:t>
+            </w:r>
+          </w:p>
+        </w:tc>
+        <w:tc>
+          <w:tcPr>
+            <w:shd w:val="clear" w:color="auto" w:fill="F7FAFC"/>
+            <w:vAlign w:val="center"/>
+            <w:tcW w:type="dxa" w:w="3929"/>
+          </w:tcPr>
+          <w:p>
+            <w:pPr>
+              <w:spacing w:before="20" w:after="20"/>
+              <w:jc w:val="center"/>
+            </w:pPr>
+            <w:r/>
+            <w:r>
+              <w:rPr>
+                <w:rFonts w:ascii="Calibri" w:hAnsi="Calibri"/>
+                <w:b w:val="0"/>
+                <w:i w:val="0"/>
+                <w:color w:val="C55A11"/>
+                <w:sz w:val="18"/>
+              </w:rPr>
+              <w:t xml:space="preserve">[ ]</w:t>
+            </w:r>
+          </w:p>
+        </w:tc>
+      </w:tr>
+      <w:tr>
+        <w:trPr>
+          <w:cantSplit/>
+        </w:trPr>
+        <w:tc>
+          <w:tcPr>
+            <w:shd w:val="clear" w:color="auto" w:fill="F2F2F2"/>
+            <w:vAlign w:val="center"/>
+            <w:tcW w:type="dxa" w:w="581"/>
+          </w:tcPr>
+          <w:p>
+            <w:pPr>
+              <w:spacing w:before="20" w:after="20"/>
+              <w:jc w:val="center"/>
+            </w:pPr>
+            <w:r/>
+            <w:r>
+              <w:rPr>
+                <w:rFonts w:ascii="Calibri" w:hAnsi="Calibri"/>
+                <w:b w:val="0"/>
+                <w:i w:val="0"/>
+                <w:color w:val="000000"/>
+                <w:sz w:val="18"/>
+              </w:rPr>
+              <w:t>B11</w:t>
+            </w:r>
+          </w:p>
+        </w:tc>
+        <w:tc>
+          <w:tcPr>
+            <w:vAlign w:val="center"/>
+            <w:tcW w:type="dxa" w:w="3929"/>
+          </w:tcPr>
+          <w:p>
+            <w:pPr>
+              <w:spacing w:before="20" w:after="20"/>
+              <w:jc w:val="center"/>
+            </w:pPr>
+            <w:r/>
+            <w:r>
+              <w:rPr>
+                <w:rFonts w:ascii="Calibri" w:hAnsi="Calibri"/>
+                <w:b w:val="0"/>
+                <w:i w:val="0"/>
+                <w:color w:val="000000"/>
+                <w:sz w:val="18"/>
+              </w:rPr>
               <w:t>Маса при прием евидентирана по картон</w:t>
             </w:r>
             <w:r>
@@ -5259,7 +6512,6 @@
         </w:tc>
         <w:tc>
           <w:tcPr>
-            <w:shd w:val="clear" w:color="auto" w:fill="F7FAFC"/>
             <w:vAlign w:val="center"/>
             <w:tcW w:type="dxa" w:w="1056"/>
           </w:tcPr>
@@ -5269,11 +6521,20 @@
               <w:jc w:val="center"/>
             </w:pPr>
             <w:r/>
-          </w:p>
-        </w:tc>
-        <w:tc>
-          <w:tcPr>
-            <w:shd w:val="clear" w:color="auto" w:fill="F7FAFC"/>
+            <w:r>
+              <w:rPr>
+                <w:rFonts w:ascii="Calibri" w:hAnsi="Calibri"/>
+                <w:b w:val="0"/>
+                <w:i w:val="0"/>
+                <w:color w:val="C55A11"/>
+                <w:sz w:val="18"/>
+              </w:rPr>
+              <w:t xml:space="preserve">[ ]</w:t>
+            </w:r>
+          </w:p>
+        </w:tc>
+        <w:tc>
+          <w:tcPr>
             <w:vAlign w:val="center"/>
             <w:tcW w:type="dxa" w:w="970"/>
           </w:tcPr>
@@ -5283,11 +6544,20 @@
               <w:jc w:val="center"/>
             </w:pPr>
             <w:r/>
-          </w:p>
-        </w:tc>
-        <w:tc>
-          <w:tcPr>
-            <w:shd w:val="clear" w:color="auto" w:fill="F7FAFC"/>
+            <w:r>
+              <w:rPr>
+                <w:rFonts w:ascii="Calibri" w:hAnsi="Calibri"/>
+                <w:b w:val="0"/>
+                <w:i w:val="0"/>
+                <w:color w:val="C55A11"/>
+                <w:sz w:val="18"/>
+              </w:rPr>
+              <w:t xml:space="preserve">[ ]</w:t>
+            </w:r>
+          </w:p>
+        </w:tc>
+        <w:tc>
+          <w:tcPr>
             <w:vAlign w:val="center"/>
             <w:tcW w:type="dxa" w:w="3929"/>
           </w:tcPr>
@@ -5297,6 +6567,16 @@
               <w:jc w:val="center"/>
             </w:pPr>
             <w:r/>
+            <w:r>
+              <w:rPr>
+                <w:rFonts w:ascii="Calibri" w:hAnsi="Calibri"/>
+                <w:b w:val="0"/>
+                <w:i w:val="0"/>
+                <w:color w:val="C55A11"/>
+                <w:sz w:val="18"/>
+              </w:rPr>
+              <w:t xml:space="preserve">[ ]</w:t>
+            </w:r>
           </w:p>
         </w:tc>
       </w:tr>
@@ -5916,6 +7196,16 @@
               <w:jc w:val="center"/>
             </w:pPr>
             <w:r/>
+            <w:r>
+              <w:rPr>
+                <w:rFonts w:ascii="Calibri" w:hAnsi="Calibri"/>
+                <w:b w:val="0"/>
+                <w:i w:val="0"/>
+                <w:color w:val="C55A11"/>
+                <w:sz w:val="18"/>
+              </w:rPr>
+              <w:t xml:space="preserve">[ ]</w:t>
+            </w:r>
           </w:p>
         </w:tc>
         <w:tc>
@@ -5929,6 +7219,16 @@
               <w:jc w:val="center"/>
             </w:pPr>
             <w:r/>
+            <w:r>
+              <w:rPr>
+                <w:rFonts w:ascii="Calibri" w:hAnsi="Calibri"/>
+                <w:b w:val="0"/>
+                <w:i w:val="0"/>
+                <w:color w:val="C55A11"/>
+                <w:sz w:val="18"/>
+              </w:rPr>
+              <w:t xml:space="preserve">[ ]</w:t>
+            </w:r>
           </w:p>
         </w:tc>
         <w:tc>
@@ -5942,6 +7242,16 @@
               <w:jc w:val="center"/>
             </w:pPr>
             <w:r/>
+            <w:r>
+              <w:rPr>
+                <w:rFonts w:ascii="Calibri" w:hAnsi="Calibri"/>
+                <w:b w:val="0"/>
+                <w:i w:val="0"/>
+                <w:color w:val="C55A11"/>
+                <w:sz w:val="18"/>
+              </w:rPr>
+              <w:t xml:space="preserve">[ ]</w:t>
+            </w:r>
           </w:p>
         </w:tc>
         <w:tc>
@@ -5955,6 +7265,16 @@
               <w:jc w:val="center"/>
             </w:pPr>
             <w:r/>
+            <w:r>
+              <w:rPr>
+                <w:rFonts w:ascii="Calibri" w:hAnsi="Calibri"/>
+                <w:b w:val="0"/>
+                <w:i w:val="0"/>
+                <w:color w:val="C55A11"/>
+                <w:sz w:val="18"/>
+              </w:rPr>
+              <w:t xml:space="preserve">[ ]</w:t>
+            </w:r>
           </w:p>
         </w:tc>
       </w:tr>

--- a/deliverables/inland_transport_2026-10/example_T1_T2/docx/T2_WHSOP_003_A05.docx
+++ b/deliverables/inland_transport_2026-10/example_T1_T2/docx/T2_WHSOP_003_A05.docx
@@ -2928,7 +2928,7 @@
                 <w:color w:val="000000"/>
                 <w:sz w:val="18"/>
               </w:rPr>
-              <w:t>Етикетите на палетите на две страни, проверени со листите</w:t>
+              <w:t>Етикетите отпечатени од образецот во A03 §2 (код и верзија запишани), примероците залепени во §3; етикетите на палетите на две страни, проверени со листите</w:t>
             </w:r>
             <w:r>
               <w:rPr>
@@ -2948,7 +2948,7 @@
                 <w:color w:val="000000"/>
                 <w:sz w:val="14"/>
               </w:rPr>
-              <w:t>Pallet labels on two sides, checked against the lists</w:t>
+              <w:t>Labels printed from the template in A03 §2 (code and version recorded), specimens affixed in §3; pallet labels on two sides, checked against the lists</w:t>
             </w:r>
           </w:p>
         </w:tc>
@@ -3040,7 +3040,7 @@
                 <w:color w:val="000000"/>
                 <w:sz w:val="18"/>
               </w:rPr>
-              <w:t>A03</w:t>
+              <w:t>A03 §2–3</w:t>
             </w:r>
           </w:p>
         </w:tc>
